--- a/data/outputs/v2/Essential_Mathematics/SS1.3_Quadratic_Equations/Essential_Mathematics_Quadratic_Equations_SummaryTable.docx
+++ b/data/outputs/v2/Essential_Mathematics/SS1.3_Quadratic_Equations/Essential_Mathematics_Quadratic_Equations_SummaryTable.docx
@@ -38,6 +38,177 @@
           <w:szCs w:val="22"/>
         </w:rPr>
         <w:t xml:space="preserve">Sub-Strand 1.3: Quadratic Equations — Teacher Reference (Pre-filled)</w:t>
+      </w:r>
+    </w:p>
+    <w:p>
+      <w:pPr>
+        <w:spacing w:after="80" w:before="120"/>
+      </w:pPr>
+      <w:r>
+        <w:rPr>
+          <w:rFonts w:ascii="Arial" w:cs="Arial" w:eastAsia="Arial" w:hAnsi="Arial"/>
+          <w:b/>
+          <w:bCs/>
+          <w:color w:val="1F3864"/>
+          <w:sz w:val="20"/>
+          <w:szCs w:val="20"/>
+        </w:rPr>
+        <w:t xml:space="preserve">ATTRIBUTION AND LICENSING</w:t>
+      </w:r>
+    </w:p>
+    <w:p>
+      <w:pPr>
+        <w:spacing w:after="60" w:before="0"/>
+      </w:pPr>
+      <w:r>
+        <w:rPr>
+          <w:rFonts w:ascii="Arial" w:cs="Arial" w:eastAsia="Arial" w:hAnsi="Arial"/>
+          <w:b/>
+          <w:bCs/>
+          <w:sz w:val="17"/>
+          <w:szCs w:val="17"/>
+        </w:rPr>
+        <w:t xml:space="preserve">Curriculum Alignment: </w:t>
+      </w:r>
+      <w:r>
+        <w:rPr>
+          <w:rFonts w:ascii="Arial" w:cs="Arial" w:eastAsia="Arial" w:hAnsi="Arial"/>
+          <w:sz w:val="17"/>
+          <w:szCs w:val="17"/>
+        </w:rPr>
+        <w:t xml:space="preserve">Structured in pedagogical alignment with the competence-based curriculum format and learning outcomes established by the Kenya Institute of Curriculum Development (KICD). This material is independently developed and is not officially endorsed or published by KICD.</w:t>
+      </w:r>
+    </w:p>
+    <w:p>
+      <w:pPr>
+        <w:spacing w:after="60" w:before="0"/>
+      </w:pPr>
+      <w:r>
+        <w:rPr>
+          <w:rFonts w:ascii="Arial" w:cs="Arial" w:eastAsia="Arial" w:hAnsi="Arial"/>
+          <w:b/>
+          <w:bCs/>
+          <w:sz w:val="17"/>
+          <w:szCs w:val="17"/>
+        </w:rPr>
+        <w:t xml:space="preserve">Content &amp; Pedagogy: </w:t>
+      </w:r>
+      <w:r>
+        <w:rPr>
+          <w:rFonts w:ascii="Arial" w:cs="Arial" w:eastAsia="Arial" w:hAnsi="Arial"/>
+          <w:sz w:val="17"/>
+          <w:szCs w:val="17"/>
+        </w:rPr>
+        <w:t xml:space="preserve">Developed and adapted by the educator team at SeaVuria (registered 501(c)(3) in the United States and registered NGO in Kenya, No. 872-850A-BF11), who designed the pedagogical framework, lesson templates and exemplar lessons on which this material is based.</w:t>
+      </w:r>
+    </w:p>
+    <w:p>
+      <w:pPr>
+        <w:spacing w:after="60" w:before="0"/>
+      </w:pPr>
+      <w:r>
+        <w:rPr>
+          <w:rFonts w:ascii="Arial" w:cs="Arial" w:eastAsia="Arial" w:hAnsi="Arial"/>
+          <w:b/>
+          <w:bCs/>
+          <w:sz w:val="17"/>
+          <w:szCs w:val="17"/>
+        </w:rPr>
+        <w:t xml:space="preserve">Production &amp; Layout: </w:t>
+      </w:r>
+      <w:r>
+        <w:rPr>
+          <w:rFonts w:ascii="Arial" w:cs="Arial" w:eastAsia="Arial" w:hAnsi="Arial"/>
+          <w:sz w:val="17"/>
+          <w:szCs w:val="17"/>
+        </w:rPr>
+        <w:t xml:space="preserve">Educational design and curriculum sequencing by SeaVuria. Technical layout, structural formatting, and digital optimization/implementation executed in partnership with ARES Education (registered 501(c)(3) in the United States and Canada (as Afretech Aid) and registered NGO in Kenya), with lesson drafting and compilation assisted by AI (Claude, Anthropic).</w:t>
+      </w:r>
+    </w:p>
+    <w:p>
+      <w:pPr>
+        <w:pBdr>
+          <w:bottom w:val="single" w:color="1F3864" w:sz="6" w:space="6"/>
+        </w:pBdr>
+        <w:spacing w:after="60" w:before="0"/>
+      </w:pPr>
+      <w:r>
+        <w:rPr>
+          <w:rFonts w:ascii="Arial" w:cs="Arial" w:eastAsia="Arial" w:hAnsi="Arial"/>
+          <w:b/>
+          <w:bCs/>
+          <w:sz w:val="17"/>
+          <w:szCs w:val="17"/>
+        </w:rPr>
+        <w:t xml:space="preserve">Licensing &amp; Copyright: </w:t>
+      </w:r>
+      <w:r>
+        <w:rPr>
+          <w:rFonts w:ascii="Arial" w:cs="Arial" w:eastAsia="Arial" w:hAnsi="Arial"/>
+          <w:sz w:val="17"/>
+          <w:szCs w:val="17"/>
+        </w:rPr>
+        <w:t xml:space="preserve">© 2026 SeaVuria and ARES. This work is licensed under a </w:t>
+      </w:r>
+      <w:hyperlink w:history="1" r:id="rIdfldvzcpxpvl8avrosemqg">
+        <w:r>
+          <w:rPr>
+            <w:rFonts w:ascii="Arial" w:cs="Arial" w:eastAsia="Arial" w:hAnsi="Arial"/>
+            <w:color w:val="1F6B75"/>
+            <w:sz w:val="17"/>
+            <w:szCs w:val="17"/>
+            <w:u w:val="single" w:color="1F6B75"/>
+          </w:rPr>
+          <w:t xml:space="preserve">Creative Commons Attribution-NonCommercial 4.0 International License</w:t>
+        </w:r>
+      </w:hyperlink>
+      <w:r>
+        <w:rPr>
+          <w:rFonts w:ascii="Arial" w:cs="Arial" w:eastAsia="Arial" w:hAnsi="Arial"/>
+          <w:sz w:val="17"/>
+          <w:szCs w:val="17"/>
+        </w:rPr>
+        <w:t xml:space="preserve"> (</w:t>
+      </w:r>
+      <w:hyperlink w:history="1" r:id="rId01pug5r_tbfqq5ttcip_d">
+        <w:r>
+          <w:rPr>
+            <w:rFonts w:ascii="Arial" w:cs="Arial" w:eastAsia="Arial" w:hAnsi="Arial"/>
+            <w:color w:val="1F6B75"/>
+            <w:sz w:val="17"/>
+            <w:szCs w:val="17"/>
+            <w:u w:val="single" w:color="1F6B75"/>
+          </w:rPr>
+          <w:t xml:space="preserve">CC BY-NC 4.0</w:t>
+        </w:r>
+      </w:hyperlink>
+      <w:r>
+        <w:rPr>
+          <w:rFonts w:ascii="Arial" w:cs="Arial" w:eastAsia="Arial" w:hAnsi="Arial"/>
+          <w:sz w:val="17"/>
+          <w:szCs w:val="17"/>
+        </w:rPr>
+        <w:t xml:space="preserve">). To view a copy of this license, visit </w:t>
+      </w:r>
+      <w:hyperlink w:history="1" r:id="rIdqioyf6pd8iqltjulruugb">
+        <w:r>
+          <w:rPr>
+            <w:rFonts w:ascii="Arial" w:cs="Arial" w:eastAsia="Arial" w:hAnsi="Arial"/>
+            <w:color w:val="1F6B75"/>
+            <w:sz w:val="17"/>
+            <w:szCs w:val="17"/>
+            <w:u w:val="single" w:color="1F6B75"/>
+          </w:rPr>
+          <w:t xml:space="preserve">https://creativecommons.org/licenses/by-nc/4.0/</w:t>
+        </w:r>
+      </w:hyperlink>
+      <w:r>
+        <w:rPr>
+          <w:rFonts w:ascii="Arial" w:cs="Arial" w:eastAsia="Arial" w:hAnsi="Arial"/>
+          <w:sz w:val="17"/>
+          <w:szCs w:val="17"/>
+        </w:rPr>
+        <w:t xml:space="preserve">. You are free to copy, redistribute, and adapt this material in any medium or format, provided appropriate credit is given and the material is not used for commercial purposes. KICD learning outcomes and curriculum designations reproduced here for alignment purposes remain the property of KICD and are not covered by this license. Linked external resources (e.g. CK-12, Khan Academy, PhET) are subject to their own licenses.</w:t>
       </w:r>
     </w:p>
     <w:p>

--- a/data/outputs/v2/Essential_Mathematics/SS1.3_Quadratic_Equations/Essential_Mathematics_Quadratic_Equations_SummaryTable.docx
+++ b/data/outputs/v2/Essential_Mathematics/SS1.3_Quadratic_Equations/Essential_Mathematics_Quadratic_Equations_SummaryTable.docx
@@ -38,177 +38,6 @@
           <w:szCs w:val="22"/>
         </w:rPr>
         <w:t xml:space="preserve">Sub-Strand 1.3: Quadratic Equations — Teacher Reference (Pre-filled)</w:t>
-      </w:r>
-    </w:p>
-    <w:p>
-      <w:pPr>
-        <w:spacing w:after="80" w:before="120"/>
-      </w:pPr>
-      <w:r>
-        <w:rPr>
-          <w:rFonts w:ascii="Arial" w:cs="Arial" w:eastAsia="Arial" w:hAnsi="Arial"/>
-          <w:b/>
-          <w:bCs/>
-          <w:color w:val="1F3864"/>
-          <w:sz w:val="20"/>
-          <w:szCs w:val="20"/>
-        </w:rPr>
-        <w:t xml:space="preserve">ATTRIBUTION AND LICENSING</w:t>
-      </w:r>
-    </w:p>
-    <w:p>
-      <w:pPr>
-        <w:spacing w:after="60" w:before="0"/>
-      </w:pPr>
-      <w:r>
-        <w:rPr>
-          <w:rFonts w:ascii="Arial" w:cs="Arial" w:eastAsia="Arial" w:hAnsi="Arial"/>
-          <w:b/>
-          <w:bCs/>
-          <w:sz w:val="17"/>
-          <w:szCs w:val="17"/>
-        </w:rPr>
-        <w:t xml:space="preserve">Curriculum Alignment: </w:t>
-      </w:r>
-      <w:r>
-        <w:rPr>
-          <w:rFonts w:ascii="Arial" w:cs="Arial" w:eastAsia="Arial" w:hAnsi="Arial"/>
-          <w:sz w:val="17"/>
-          <w:szCs w:val="17"/>
-        </w:rPr>
-        <w:t xml:space="preserve">Structured in pedagogical alignment with the competence-based curriculum format and learning outcomes established by the Kenya Institute of Curriculum Development (KICD). This material is independently developed and is not officially endorsed or published by KICD.</w:t>
-      </w:r>
-    </w:p>
-    <w:p>
-      <w:pPr>
-        <w:spacing w:after="60" w:before="0"/>
-      </w:pPr>
-      <w:r>
-        <w:rPr>
-          <w:rFonts w:ascii="Arial" w:cs="Arial" w:eastAsia="Arial" w:hAnsi="Arial"/>
-          <w:b/>
-          <w:bCs/>
-          <w:sz w:val="17"/>
-          <w:szCs w:val="17"/>
-        </w:rPr>
-        <w:t xml:space="preserve">Content &amp; Pedagogy: </w:t>
-      </w:r>
-      <w:r>
-        <w:rPr>
-          <w:rFonts w:ascii="Arial" w:cs="Arial" w:eastAsia="Arial" w:hAnsi="Arial"/>
-          <w:sz w:val="17"/>
-          <w:szCs w:val="17"/>
-        </w:rPr>
-        <w:t xml:space="preserve">Developed and adapted by the educator team at SeaVuria (registered 501(c)(3) in the United States and registered NGO in Kenya, No. 872-850A-BF11), who designed the pedagogical framework, lesson templates and exemplar lessons on which this material is based.</w:t>
-      </w:r>
-    </w:p>
-    <w:p>
-      <w:pPr>
-        <w:spacing w:after="60" w:before="0"/>
-      </w:pPr>
-      <w:r>
-        <w:rPr>
-          <w:rFonts w:ascii="Arial" w:cs="Arial" w:eastAsia="Arial" w:hAnsi="Arial"/>
-          <w:b/>
-          <w:bCs/>
-          <w:sz w:val="17"/>
-          <w:szCs w:val="17"/>
-        </w:rPr>
-        <w:t xml:space="preserve">Production &amp; Layout: </w:t>
-      </w:r>
-      <w:r>
-        <w:rPr>
-          <w:rFonts w:ascii="Arial" w:cs="Arial" w:eastAsia="Arial" w:hAnsi="Arial"/>
-          <w:sz w:val="17"/>
-          <w:szCs w:val="17"/>
-        </w:rPr>
-        <w:t xml:space="preserve">Educational design and curriculum sequencing by SeaVuria. Technical layout, structural formatting, and digital optimization/implementation executed in partnership with ARES Education (registered 501(c)(3) in the United States and Canada (as Afretech Aid) and registered NGO in Kenya), with lesson drafting and compilation assisted by AI (Claude, Anthropic).</w:t>
-      </w:r>
-    </w:p>
-    <w:p>
-      <w:pPr>
-        <w:pBdr>
-          <w:bottom w:val="single" w:color="1F3864" w:sz="6" w:space="6"/>
-        </w:pBdr>
-        <w:spacing w:after="60" w:before="0"/>
-      </w:pPr>
-      <w:r>
-        <w:rPr>
-          <w:rFonts w:ascii="Arial" w:cs="Arial" w:eastAsia="Arial" w:hAnsi="Arial"/>
-          <w:b/>
-          <w:bCs/>
-          <w:sz w:val="17"/>
-          <w:szCs w:val="17"/>
-        </w:rPr>
-        <w:t xml:space="preserve">Licensing &amp; Copyright: </w:t>
-      </w:r>
-      <w:r>
-        <w:rPr>
-          <w:rFonts w:ascii="Arial" w:cs="Arial" w:eastAsia="Arial" w:hAnsi="Arial"/>
-          <w:sz w:val="17"/>
-          <w:szCs w:val="17"/>
-        </w:rPr>
-        <w:t xml:space="preserve">© 2026 SeaVuria and ARES. This work is licensed under a </w:t>
-      </w:r>
-      <w:hyperlink w:history="1" r:id="rIdfldvzcpxpvl8avrosemqg">
-        <w:r>
-          <w:rPr>
-            <w:rFonts w:ascii="Arial" w:cs="Arial" w:eastAsia="Arial" w:hAnsi="Arial"/>
-            <w:color w:val="1F6B75"/>
-            <w:sz w:val="17"/>
-            <w:szCs w:val="17"/>
-            <w:u w:val="single" w:color="1F6B75"/>
-          </w:rPr>
-          <w:t xml:space="preserve">Creative Commons Attribution-NonCommercial 4.0 International License</w:t>
-        </w:r>
-      </w:hyperlink>
-      <w:r>
-        <w:rPr>
-          <w:rFonts w:ascii="Arial" w:cs="Arial" w:eastAsia="Arial" w:hAnsi="Arial"/>
-          <w:sz w:val="17"/>
-          <w:szCs w:val="17"/>
-        </w:rPr>
-        <w:t xml:space="preserve"> (</w:t>
-      </w:r>
-      <w:hyperlink w:history="1" r:id="rId01pug5r_tbfqq5ttcip_d">
-        <w:r>
-          <w:rPr>
-            <w:rFonts w:ascii="Arial" w:cs="Arial" w:eastAsia="Arial" w:hAnsi="Arial"/>
-            <w:color w:val="1F6B75"/>
-            <w:sz w:val="17"/>
-            <w:szCs w:val="17"/>
-            <w:u w:val="single" w:color="1F6B75"/>
-          </w:rPr>
-          <w:t xml:space="preserve">CC BY-NC 4.0</w:t>
-        </w:r>
-      </w:hyperlink>
-      <w:r>
-        <w:rPr>
-          <w:rFonts w:ascii="Arial" w:cs="Arial" w:eastAsia="Arial" w:hAnsi="Arial"/>
-          <w:sz w:val="17"/>
-          <w:szCs w:val="17"/>
-        </w:rPr>
-        <w:t xml:space="preserve">). To view a copy of this license, visit </w:t>
-      </w:r>
-      <w:hyperlink w:history="1" r:id="rIdqioyf6pd8iqltjulruugb">
-        <w:r>
-          <w:rPr>
-            <w:rFonts w:ascii="Arial" w:cs="Arial" w:eastAsia="Arial" w:hAnsi="Arial"/>
-            <w:color w:val="1F6B75"/>
-            <w:sz w:val="17"/>
-            <w:szCs w:val="17"/>
-            <w:u w:val="single" w:color="1F6B75"/>
-          </w:rPr>
-          <w:t xml:space="preserve">https://creativecommons.org/licenses/by-nc/4.0/</w:t>
-        </w:r>
-      </w:hyperlink>
-      <w:r>
-        <w:rPr>
-          <w:rFonts w:ascii="Arial" w:cs="Arial" w:eastAsia="Arial" w:hAnsi="Arial"/>
-          <w:sz w:val="17"/>
-          <w:szCs w:val="17"/>
-        </w:rPr>
-        <w:t xml:space="preserve">. You are free to copy, redistribute, and adapt this material in any medium or format, provided appropriate credit is given and the material is not used for commercial purposes. KICD learning outcomes and curriculum designations reproduced here for alignment purposes remain the property of KICD and are not covered by this license. Linked external resources (e.g. CK-12, Khan Academy, PhET) are subject to their own licenses.</w:t>
       </w:r>
     </w:p>
     <w:p>
@@ -1848,6 +1677,185 @@
         </w:tc>
       </w:tr>
     </w:tbl>
+    <w:p>
+      <w:pPr>
+        <w:spacing w:after="120"/>
+      </w:pPr>
+      <w:r>
+        <w:t xml:space="preserve"/>
+      </w:r>
+    </w:p>
+    <w:p>
+      <w:pPr>
+        <w:spacing w:after="80" w:before="120"/>
+      </w:pPr>
+      <w:r>
+        <w:rPr>
+          <w:rFonts w:ascii="Arial" w:cs="Arial" w:eastAsia="Arial" w:hAnsi="Arial"/>
+          <w:b/>
+          <w:bCs/>
+          <w:color w:val="1F3864"/>
+          <w:sz w:val="20"/>
+          <w:szCs w:val="20"/>
+        </w:rPr>
+        <w:t xml:space="preserve">ATTRIBUTION AND LICENSING</w:t>
+      </w:r>
+    </w:p>
+    <w:p>
+      <w:pPr>
+        <w:spacing w:after="60" w:before="0"/>
+      </w:pPr>
+      <w:r>
+        <w:rPr>
+          <w:rFonts w:ascii="Arial" w:cs="Arial" w:eastAsia="Arial" w:hAnsi="Arial"/>
+          <w:b/>
+          <w:bCs/>
+          <w:sz w:val="17"/>
+          <w:szCs w:val="17"/>
+        </w:rPr>
+        <w:t xml:space="preserve">Curriculum Alignment: </w:t>
+      </w:r>
+      <w:r>
+        <w:rPr>
+          <w:rFonts w:ascii="Arial" w:cs="Arial" w:eastAsia="Arial" w:hAnsi="Arial"/>
+          <w:sz w:val="17"/>
+          <w:szCs w:val="17"/>
+        </w:rPr>
+        <w:t xml:space="preserve">Structured in pedagogical alignment with the competence-based curriculum format and learning outcomes established by the Kenya Institute of Curriculum Development (KICD). This material is independently developed and is not officially endorsed or published by KICD.</w:t>
+      </w:r>
+    </w:p>
+    <w:p>
+      <w:pPr>
+        <w:spacing w:after="60" w:before="0"/>
+      </w:pPr>
+      <w:r>
+        <w:rPr>
+          <w:rFonts w:ascii="Arial" w:cs="Arial" w:eastAsia="Arial" w:hAnsi="Arial"/>
+          <w:b/>
+          <w:bCs/>
+          <w:sz w:val="17"/>
+          <w:szCs w:val="17"/>
+        </w:rPr>
+        <w:t xml:space="preserve">Content &amp; Pedagogy: </w:t>
+      </w:r>
+      <w:r>
+        <w:rPr>
+          <w:rFonts w:ascii="Arial" w:cs="Arial" w:eastAsia="Arial" w:hAnsi="Arial"/>
+          <w:sz w:val="17"/>
+          <w:szCs w:val="17"/>
+        </w:rPr>
+        <w:t xml:space="preserve">Developed and adapted by the educator team at SeaVuria (registered 501(c)(3) in the United States and registered NGO in Kenya, No. 872-850A-BF11), who designed the pedagogical framework, lesson templates and exemplar lessons on which this material is based.</w:t>
+      </w:r>
+    </w:p>
+    <w:p>
+      <w:pPr>
+        <w:spacing w:after="60" w:before="0"/>
+      </w:pPr>
+      <w:r>
+        <w:rPr>
+          <w:rFonts w:ascii="Arial" w:cs="Arial" w:eastAsia="Arial" w:hAnsi="Arial"/>
+          <w:b/>
+          <w:bCs/>
+          <w:sz w:val="17"/>
+          <w:szCs w:val="17"/>
+        </w:rPr>
+        <w:t xml:space="preserve">Production &amp; Layout: </w:t>
+      </w:r>
+      <w:r>
+        <w:rPr>
+          <w:rFonts w:ascii="Arial" w:cs="Arial" w:eastAsia="Arial" w:hAnsi="Arial"/>
+          <w:sz w:val="17"/>
+          <w:szCs w:val="17"/>
+        </w:rPr>
+        <w:t xml:space="preserve">Educational design and curriculum sequencing by SeaVuria. Technical layout, structural formatting, and digital optimization/implementation executed in partnership with ARES Education (registered 501(c)(3) in the United States and Canada (as Afretech Aid) and registered NGO in Kenya), with lesson drafting and compilation assisted by AI (Claude, Anthropic).</w:t>
+      </w:r>
+    </w:p>
+    <w:p>
+      <w:pPr>
+        <w:pBdr>
+          <w:bottom w:val="single" w:color="1F3864" w:sz="6" w:space="6"/>
+        </w:pBdr>
+        <w:spacing w:after="60" w:before="0"/>
+      </w:pPr>
+      <w:r>
+        <w:rPr>
+          <w:rFonts w:ascii="Arial" w:cs="Arial" w:eastAsia="Arial" w:hAnsi="Arial"/>
+          <w:b/>
+          <w:bCs/>
+          <w:sz w:val="17"/>
+          <w:szCs w:val="17"/>
+        </w:rPr>
+        <w:t xml:space="preserve">Licensing &amp; Copyright: </w:t>
+      </w:r>
+      <w:r>
+        <w:rPr>
+          <w:rFonts w:ascii="Arial" w:cs="Arial" w:eastAsia="Arial" w:hAnsi="Arial"/>
+          <w:sz w:val="17"/>
+          <w:szCs w:val="17"/>
+        </w:rPr>
+        <w:t xml:space="preserve">© 2026 SeaVuria and ARES. This work is licensed under a </w:t>
+      </w:r>
+      <w:hyperlink w:history="1" r:id="rIdyylisxijs8i1mj-xnc3sg">
+        <w:r>
+          <w:rPr>
+            <w:rFonts w:ascii="Arial" w:cs="Arial" w:eastAsia="Arial" w:hAnsi="Arial"/>
+            <w:color w:val="1F6B75"/>
+            <w:sz w:val="17"/>
+            <w:szCs w:val="17"/>
+            <w:u w:val="single" w:color="1F6B75"/>
+          </w:rPr>
+          <w:t xml:space="preserve">Creative Commons Attribution-NonCommercial 4.0 International License</w:t>
+        </w:r>
+      </w:hyperlink>
+      <w:r>
+        <w:rPr>
+          <w:rFonts w:ascii="Arial" w:cs="Arial" w:eastAsia="Arial" w:hAnsi="Arial"/>
+          <w:sz w:val="17"/>
+          <w:szCs w:val="17"/>
+        </w:rPr>
+        <w:t xml:space="preserve"> (</w:t>
+      </w:r>
+      <w:hyperlink w:history="1" r:id="rId0j9b_ntuuf3mifhqmttjd">
+        <w:r>
+          <w:rPr>
+            <w:rFonts w:ascii="Arial" w:cs="Arial" w:eastAsia="Arial" w:hAnsi="Arial"/>
+            <w:color w:val="1F6B75"/>
+            <w:sz w:val="17"/>
+            <w:szCs w:val="17"/>
+            <w:u w:val="single" w:color="1F6B75"/>
+          </w:rPr>
+          <w:t xml:space="preserve">CC BY-NC 4.0</w:t>
+        </w:r>
+      </w:hyperlink>
+      <w:r>
+        <w:rPr>
+          <w:rFonts w:ascii="Arial" w:cs="Arial" w:eastAsia="Arial" w:hAnsi="Arial"/>
+          <w:sz w:val="17"/>
+          <w:szCs w:val="17"/>
+        </w:rPr>
+        <w:t xml:space="preserve">). To view a copy of this license, visit </w:t>
+      </w:r>
+      <w:hyperlink w:history="1" r:id="rIdh4tat6vxmyuqwcz7l85lv">
+        <w:r>
+          <w:rPr>
+            <w:rFonts w:ascii="Arial" w:cs="Arial" w:eastAsia="Arial" w:hAnsi="Arial"/>
+            <w:color w:val="1F6B75"/>
+            <w:sz w:val="17"/>
+            <w:szCs w:val="17"/>
+            <w:u w:val="single" w:color="1F6B75"/>
+          </w:rPr>
+          <w:t xml:space="preserve">https://creativecommons.org/licenses/by-nc/4.0/</w:t>
+        </w:r>
+      </w:hyperlink>
+      <w:r>
+        <w:rPr>
+          <w:rFonts w:ascii="Arial" w:cs="Arial" w:eastAsia="Arial" w:hAnsi="Arial"/>
+          <w:sz w:val="17"/>
+          <w:szCs w:val="17"/>
+        </w:rPr>
+        <w:t xml:space="preserve">. You are free to copy, redistribute, and adapt this material in any medium or format, provided appropriate credit is given and the material is not used for commercial purposes. KICD learning outcomes and curriculum designations reproduced here for alignment purposes remain the property of KICD and are not covered by this license. Linked external resources (e.g. CK-12, Khan Academy, PhET) are subject to their own licenses.</w:t>
+      </w:r>
+    </w:p>
     <w:sectPr>
       <w:pgSz w:w="15840" w:h="12240" w:orient="landscape"/>
       <w:pgMar w:top="1080" w:right="1080" w:bottom="1080" w:left="1080" w:header="708" w:footer="708" w:gutter="0"/>

--- a/data/outputs/v2/Essential_Mathematics/SS1.3_Quadratic_Equations/Essential_Mathematics_Quadratic_Equations_SummaryTable.docx
+++ b/data/outputs/v2/Essential_Mathematics/SS1.3_Quadratic_Equations/Essential_Mathematics_Quadratic_Equations_SummaryTable.docx
@@ -564,7 +564,7 @@
                 <w:sz w:val="18"/>
                 <w:szCs w:val="18"/>
               </w:rPr>
-              <w:t xml:space="preserve">Teacher presents the anchoring phenomenon: Achieng is arranging chairs in a hall in Kisumu for a harambee event. The number of columns exceeds the number of rows by 7, and the total number of chairs is 120. Students observe that two unknown but related quantities (rows and columns) multiply to give a known product. Teacher should display a physical or drawn grid of chairs and ask students to predict the number of rows before any instruction. Cold-call at least 3 students to share predictions and record these on the Driving Question Board (DQB). Allow 30 seconds of wait time after the prompt: 'What do you notice about the relationship between the rows and columns?'</w:t>
+              <w:t xml:space="preserve">Achieng, a student volunteer at a Kisumu prize-giving ceremony, could not find whole-number rows and columns for 120 chairs (columns exceed rows by 7) using guess-and-check or simple division. Across 5 Kenyan contexts — from Rift Valley maize farms to Kongowea Market tomato displays to Kericho fabric pieces — the same pattern appeared: two related unknowns whose product is known.</w:t>
             </w:r>
           </w:p>
         </w:tc>
@@ -596,7 +596,7 @@
                 <w:sz w:val="18"/>
                 <w:szCs w:val="18"/>
               </w:rPr>
-              <w:t xml:space="preserve">Students learn to represent unknown quantities algebraically: if the number of rows is r, then the number of columns is r + 7. This is a foundational skill — teacher should emphasise that choosing the smaller or more basic unknown as the variable (r) simplifies the expression for the related quantity. The product of the two expressions gives the total: r(r + 7) = 120. Pedagogical note: Ensure students understand that r represents a specific, real number of rows — it is not arbitrary. Reinforce that the letter is a placeholder for a value we are trying to find.</w:t>
+              <w:t xml:space="preserve">When one unknown quantity exceeds another by a fixed amount and their product is known, we can represent the smaller unknown with a letter (e.g., r), write the larger as an expression (e.g., r + 7), and form a product equation (r(r + 7) = 120). Expanding and rearranging gives a quadratic equation — r² + 7r − 120 = 0 — where the unknown appears squared. This structure cannot be solved by simple division because both unknowns are linked.</w:t>
             </w:r>
           </w:p>
         </w:tc>
@@ -628,7 +628,7 @@
                 <w:sz w:val="18"/>
                 <w:szCs w:val="18"/>
               </w:rPr>
-              <w:t xml:space="preserve">Students explain that when one unknown exceeds another by a fixed amount and their product is known, we can let the smaller quantity equal r and write the larger as r + 7. Multiplying these gives r(r + 7) = 120. Teacher should confirm that this single equation holds all the information needed to solve the problem — both unknowns are expressed in terms of one variable. Connect back to the phenomenon: 'We now have a mathematical sentence that describes Achieng's chair arrangement. Our next step is to learn how to solve it.'</w:t>
+              <w:t xml:space="preserve">A quadratic equation arises naturally whenever two related linear unknowns multiply to give a fixed total. The squared term appears because we multiply r by itself (indirectly, through expanding r(r+7)). Algebra gives us a precise language to write the relationship — turning Achieng's seating puzzle into r² + 7r − 120 = 0 — even before we know how to solve it. Solving this equation (finding the value of r) is the central challenge for the rest of the sub-strand.</w:t>
             </w:r>
           </w:p>
         </w:tc>
@@ -713,7 +713,7 @@
                 <w:sz w:val="18"/>
                 <w:szCs w:val="18"/>
               </w:rPr>
-              <w:t xml:space="preserve">Teacher guides students to expand the expression r(r + 7) by distributing: r × r = r², and r × 7 = 7r, giving r² + 7r. Students observe that multiplying two linear expressions — one with degree 1 and one with degree 1 — always produces a term with degree 2 (the squared term). Teacher provides 3–4 additional pairs of linear expressions for students to expand (e.g., from Kenyan contexts: length and width of a maize farm plot near Eldoret, sides of a rectangular fish pond at Lake Victoria). Ask students: 'What do all the expanded results have in common?' Allow 20 seconds of wait time, then cold-call 3 students.</w:t>
+              <w:t xml:space="preserve">When we multiplied the number of rows (x) by the number of columns (x + 7) for the Kisumu chair arrangement, and when we multiplied the sides of the Eldoret maize plot (x by x + 5) and the Kericho mandazi tray ((x + 3) by (x − 2)), every product produced an expression with an x² term as the highest power.</w:t>
             </w:r>
           </w:p>
         </w:tc>
@@ -745,7 +745,7 @@
                 <w:sz w:val="18"/>
                 <w:szCs w:val="18"/>
               </w:rPr>
-              <w:t xml:space="preserve">Students learn that the product of two linear expressions always yields a quadratic expression of the standard form ax² + bx + c, where a ≠ 0. The x² (or r²) term arises because x × x = x². Teacher should use colour-coding on the board: highlight the squared term in one colour, the linear term in another, and the constant in a third. Pedagogical note: Students frequently forget to multiply all terms when expanding — teacher should model the 'each term in the first bracket multiplies each term in the second bracket' rule explicitly, using arrows or the FOIL mnemonic as a scaffold.</w:t>
+              <w:t xml:space="preserve">Multiplying two linear expressions always produces a quadratic expression of the form ax² + bx + c, where a ≠ 0. The x² term appears because x × x = x². We can identify a (coefficient of x²), b (coefficient of x), and c (the constant term) in any expanded quadratic expression. A quadratic expression differs from a linear expression because its highest power of x is 2, not 1.</w:t>
             </w:r>
           </w:p>
         </w:tc>
@@ -777,7 +777,7 @@
                 <w:sz w:val="18"/>
                 <w:szCs w:val="18"/>
               </w:rPr>
-              <w:t xml:space="preserve">Students explain that expanding r(r + 7) gives r² + 7r, and that substituting the known product (120) produces r² + 7r = 120, which rearranges to r² + 7r − 120 = 0. This is now in standard quadratic form ax² + bx + c = 0, where a = 1, b = 7, and c = −120. Teacher should connect explicitly to the anchoring phenomenon: 'Every time we expand Achieng's row-and-column expressions, we get a quadratic equation. This is why the equation type is called quadratic — from the Latin for square, because area (and arrangements) involve squared terms.'</w:t>
+              <w:t xml:space="preserve">The reason the Kisumu seating problem — and any rectangular-arrangement or area problem where one dimension exceeds the other by a fixed number — naturally produces a quadratic expression is that area (or total count) equals length × width, and when both dimensions depend on the same unknown x, their product must contain x². This is why Achieng's teacher Mr Otieno said the relationship involves a squared unknown: it is unavoidable once the two dimensions are expressed in terms of the same variable.</w:t>
             </w:r>
           </w:p>
         </w:tc>
@@ -862,7 +862,7 @@
                 <w:sz w:val="18"/>
                 <w:szCs w:val="18"/>
               </w:rPr>
-              <w:t xml:space="preserve">Teacher presents 2–3 new Kenyan real-life scenarios that generate quadratic equations: e.g., a tea farmer in Kericho whose rectangular plot has a length 5 m more than its width and an area of 84 m²; a matatu operator in Nairobi whose daily passengers exceed daily trips by 4 and whose product is 96. Students observe each scenario, identify the two related unknowns, and attempt to write the equation before instruction. Teacher circulates and notes common errors (e.g., students writing x + 5 = 84 instead of x(x + 5) = 84). Allow 1 minute of independent thinking before pair discussion. Cold-call 4 pairs to share their equations.</w:t>
+              <w:t xml:space="preserve">Learners read three Kenyan real-life scenario cards (Rift Valley fencing, Kisumu prize-giving seating, Kericho seedling grid) and recorded the numerical relationships described in each — including the total area or total count and the way the two dimensions were related.</w:t>
             </w:r>
           </w:p>
         </w:tc>
@@ -894,7 +894,7 @@
                 <w:sz w:val="18"/>
                 <w:szCs w:val="18"/>
               </w:rPr>
-              <w:t xml:space="preserve">Students learn the three-step process for forming a quadratic equation from a real-life situation: (1) identify the two related unknowns and define a variable for the smaller/simpler one; (2) express the second unknown in terms of the first; (3) write the product (or other relationship) equal to the known total and rearrange to standard form ax² + bx + c = 0. Pedagogical note: Stress that the equation must equal zero in standard form before any solving method is applied. Students often stop at x(x + 5) = 84 — teacher should demonstrate rearranging to x² + 5x − 84 = 0 and explain why this form is necessary for the factorisation methods ahead.</w:t>
+              <w:t xml:space="preserve">Learners learned that when two related unknown quantities are multiplied together to give a known total, the resulting equation always contains a squared term (degree 2), making it a quadratic equation. They identified three defining features of a quadratic equation: exactly one squared term, a non-zero coefficient for that term, and the equation set equal to zero. They also named three common formation errors: the linear error, the cancellation error, and the incomplete-form error.</w:t>
             </w:r>
           </w:p>
         </w:tc>
@@ -926,7 +926,7 @@
                 <w:sz w:val="18"/>
                 <w:szCs w:val="18"/>
               </w:rPr>
-              <w:t xml:space="preserve">Students explain that whenever two related unknown quantities are multiplied to give a known total, the resulting equation always contains a squared term and is therefore quadratic. They can now form quadratic equations from diverse Kenyan contexts — farming plots, event seating, market quantities — and write them in standard form. Teacher should ask: 'How does every equation we formed today link back to Achieng's chair problem in Kisumu?' Expected student response: both involve two related unknowns whose product is known, producing the same algebraic structure.</w:t>
+              <w:t xml:space="preserve">Learners explained why Achieng's seating problem — and the other two scenarios — cannot be described by a simple linear equation: because the two dimensions are both expressed in terms of the same unknown, their product inevitably produces a squared term. They annotated their cumulative seating-layout model with the Let statement, the product equation, and the standard quadratic form r² + 7r − 120 = 0, and wrote a Model Status Note acknowledging that forming the equation is now within reach but solving it requires a new method.</w:t>
             </w:r>
           </w:p>
         </w:tc>
@@ -1011,7 +1011,7 @@
                 <w:sz w:val="18"/>
                 <w:szCs w:val="18"/>
               </w:rPr>
-              <w:t xml:space="preserve">Teacher writes x² + 7x − 120 on the board (Achieng's expression) and asks: 'Can we reverse the expansion? Can we write this as a product of two brackets?' Students attempt to guess the brackets before instruction. Teacher then introduces the product-and-sum method with a structured example: find two numbers whose product = −120 (the constant term, c) and whose sum = +7 (the coefficient of x, b). Teacher provides a factor-pair table for students to complete collaboratively for the numbers −120 and +7. Allow 2 minutes of pair work. Cold-call 3 pairs to report candidate factor pairs.</w:t>
+              <w:t xml:space="preserve">Learners observed a factor-pair table for the expression n² + 3n − 108 (Kericho maize seedling arrangement), completing the sum column for all integer factor pairs of 108 and identifying the pair (−9, +12) whose product is −108 and sum is +3.</w:t>
             </w:r>
           </w:p>
         </w:tc>
@@ -1043,7 +1043,7 @@
                 <w:sz w:val="18"/>
                 <w:szCs w:val="18"/>
               </w:rPr>
-              <w:t xml:space="preserve">Students learn the product-and-sum method: for a quadratic x² + bx + c, find integers p and q such that p × q = c and p + q = b, then factorise as (x + p)(x + q). For x² + 7x − 120, the correct pair is p = 15, q = −8 (since 15 × −8 = −120 and 15 + (−8) = 7), giving (x + 15)(x − 8). Pedagogical note: Many students struggle with negative constants. Teacher should dedicate time to the sign rules: if c is negative, the two numbers have opposite signs; if c is positive and b is positive, both numbers are positive; if c is positive and b is negative, both numbers are negative. Use a simple sign-decision chart as a classroom poster.</w:t>
+              <w:t xml:space="preserve">Learners learned the product-and-sum method for factorising quadratic expressions: identify two numbers whose product equals the constant term and whose sum equals the coefficient of the linear term, rewrite the middle term using these two numbers, group and factorise, then verify by expanding. They applied this method to Achieng's chair-arrangement expression n² + 7n − 120 = (n + 15)(n − 8).</w:t>
             </w:r>
           </w:p>
         </w:tc>
@@ -1075,7 +1075,7 @@
                 <w:sz w:val="18"/>
                 <w:szCs w:val="18"/>
               </w:rPr>
-              <w:t xml:space="preserve">Students explain that the product-and-sum method reverses expansion by identifying the two numbers that were originally added (to give bx) and multiplied (to give c) inside the brackets. For Achieng's equation, x² + 7x − 120 = (x + 15)(x − 8). Teacher should verify by re-expanding: (x + 15)(x − 8) = x² − 8x + 15x − 120 = x² + 7x − 120 ✓. Reinforce that factorisation is a tool — its power is revealed in the next lesson when we use it to solve the equation and find the actual number of rows in Achieng's hall.</w:t>
+              <w:t xml:space="preserve">Learners explained that factorisation reverses expansion and that every factorisation can be verified by multiplying the brackets back out. They updated the DQB with the open question 'Can factorisation always work?', and annotated their cumulative seating-arrangement model with the factorised form and product-and-sum working, noting that the equation must still be set equal to zero and solved — the goal of Lesson 5.</w:t>
             </w:r>
           </w:p>
         </w:tc>
@@ -1160,7 +1160,7 @@
                 <w:sz w:val="18"/>
                 <w:szCs w:val="18"/>
               </w:rPr>
-              <w:t xml:space="preserve">Teacher writes the fully factorised equation (x + 15)(x − 8) = 0 on the board and asks: 'If two numbers multiply to give zero, what must be true about at least one of them?' Allow 20 seconds of wait time. Cold-call 3 students. Teacher then demonstrates: if (x + 15)(x − 8) = 0, then either x + 15 = 0, giving x = −15, or x − 8 = 0, giving x = 8. Students observe that a quadratic equation always has two roots. Teacher asks: 'Achieng is arranging real chairs in a real hall. Which root makes sense — x = −15 or x = 8? Why?' Allow 30 seconds of think time before cold-calling.</w:t>
+              <w:t xml:space="preserve">We observed that the equation x² + 7x − 120 = 0 (Achieng's chair problem) and the Kericho farm equation both produced TWO solutions when solved by factorisation.</w:t>
             </w:r>
           </w:p>
         </w:tc>
@@ -1192,7 +1192,7 @@
                 <w:sz w:val="18"/>
                 <w:szCs w:val="18"/>
               </w:rPr>
-              <w:t xml:space="preserve">Students learn the Zero Product Property: if A × B = 0, then A = 0 or B = 0 (or both). This allows each factor to be set equal to zero independently, yielding two roots. They also learn that real-life context governs which root(s) are valid: a negative number of rows is impossible, so x = −15 is rejected and x = 8 (rows) is accepted. The number of columns is then 8 + 7 = 15. Verification: 8 × 15 = 120 ✓. Pedagogical note: Insist that students always check both roots against the context and write a conclusion sentence. This is a key mathematical practice — sense-making beyond the algebra.</w:t>
+              <w:t xml:space="preserve">We learned that the Zero Product Property lets us set each factor equal to zero to find both roots, and that we must use the real-life context to decide which root(s) are valid — rejecting negative values where dimensions or counts cannot be negative.</w:t>
             </w:r>
           </w:p>
         </w:tc>
@@ -1224,7 +1224,7 @@
                 <w:sz w:val="18"/>
                 <w:szCs w:val="18"/>
               </w:rPr>
-              <w:t xml:space="preserve">Students explain that solving by factorisation uses the Zero Product Property to find two roots, and that context determines which root(s) are meaningful. For Achieng's problem, the hall has 8 rows and 15 columns of chairs. Teacher should connect this full solution back to the driving question: 'We started with a real arrangement problem in Kisumu, wrote an algebraic expression, formed a quadratic equation, factorised it, and used the roots to find the actual dimensions. That is the full power of quadratic equations in real life.'</w:t>
+              <w:t xml:space="preserve">We explained why Achieng's answer is 8 rows and 15 columns (not −15 rows): the algebra gives two mathematically correct roots, but only the positive root makes sense for a physical seating arrangement. This is the 'Context Filter' step in our growing model.</w:t>
             </w:r>
           </w:p>
         </w:tc>
@@ -1277,7 +1277,7 @@
                 <w:sz w:val="18"/>
                 <w:szCs w:val="18"/>
               </w:rPr>
-              <w:t xml:space="preserve">Solving Quadratic Equations by Completing the Square</w:t>
+              <w:t xml:space="preserve">Verification and Deeper Factorisation Practice — Checking Solutions and Contextual Validity</w:t>
             </w:r>
           </w:p>
         </w:tc>
@@ -1309,7 +1309,7 @@
                 <w:sz w:val="18"/>
                 <w:szCs w:val="18"/>
               </w:rPr>
-              <w:t xml:space="preserve">Teacher presents a quadratic equation that does not factorise neatly with integers (e.g., x² + 6x − 7 = 0, or a Kenyan context: a rectangular shamba in Nakuru with area 55 m² where the length exceeds the width by 6 m, giving x² + 6x − 55 = 0). Teacher first asks students to attempt factorisation and observes that some equations require an alternative method. Teacher then introduces completing the square: rewrite x² + bx as (x + b/2)² − (b/2)². Demonstrate step by step on the board, inviting students to predict each next step. Cold-call 3 students at each stage. Allow 30 seconds of wait time after posing: 'What do we add to both sides to create a perfect square?'</w:t>
+              <w:t xml:space="preserve">Learners observed that substituting r = 8 into r² + 7r − 120 = 0 gives 64 + 56 − 120 = 0 ✓, and substituting r = −15 gives 225 − 105 − 120 = 0 ✓ — both roots satisfy the equation algebraically. They also observed that in the Kisumu market-trader problem, one root was negative (contextually impossible as a physical width), while in the Iten athletics problem both roots were non-negative and both could be physically meaningful.</w:t>
             </w:r>
           </w:p>
         </w:tc>
@@ -1341,7 +1341,7 @@
                 <w:sz w:val="18"/>
                 <w:szCs w:val="18"/>
               </w:rPr>
-              <w:t xml:space="preserve">Students learn the completing-the-square method: (1) ensure the equation is in the form x² + bx + c = 0 (coefficient of x² is 1); (2) move the constant to the right side; (3) add (b/2)² to both sides to form a perfect square trinomial; (4) write the left side as (x + b/2)²; (5) take the square root of both sides (remembering ±); (6) solve for x. Pedagogical note: Students commonly forget the ± when taking the square root — teacher should highlight this explicitly and explain that it is the source of the two roots. Also ensure students simplify surds or decimals as appropriate, and always check solutions in the original equation.</w:t>
+              <w:t xml:space="preserve">Verifying a solution means substituting it back into the original equation and confirming the result equals zero — this is a separate, obligatory step after factorisation. A quadratic equation always yields two algebraic roots, but the real-life context determines how many are valid: sometimes only one, sometimes both, and (in cases not yet encountered) possibly neither. The three-question Validity Decision Rule — checking sign constraints, whole-number constraints, and physical possibility — is the tool for making this judgement systematically.</w:t>
             </w:r>
           </w:p>
         </w:tc>
@@ -1373,7 +1373,7 @@
                 <w:sz w:val="18"/>
                 <w:szCs w:val="18"/>
               </w:rPr>
-              <w:t xml:space="preserve">Students explain that completing the square is a universal method for solving any quadratic equation of the form x² + bx + c = 0, even when factorisation with integers is not possible. The method transforms the quadratic into a perfect square expression, making it solvable by taking a square root. For Kenyan real-life problems involving area, distance, or quantity, completing the square allows learners to find unknown dimensions precisely. Teacher should connect to the anchoring phenomenon: 'If Achieng's product had not been 120 — say the total chairs were 130 — the equation might not factorise neatly, and completing the square would be our reliable tool.'</w:t>
+              <w:t xml:space="preserve">Achieng's original puzzle is now fully resolved: both r = 8 and r = −15 are genuine solutions to r² + 7r − 120 = 0, which is why the equation is correct and why 'guessing and checking' failed her. However, only r = 8 is valid for the chair arrangement at the Kisumu prize-giving ceremony, because the number of rows cannot be a negative number. The 8 rows and 15 columns (8 + 7 = 15) give exactly 8 × 15 = 120 seats, confirming the mathematical model matches the real-world situation perfectly.</w:t>
             </w:r>
           </w:p>
         </w:tc>
@@ -1458,7 +1458,7 @@
                 <w:sz w:val="18"/>
                 <w:szCs w:val="18"/>
               </w:rPr>
-              <w:t xml:space="preserve">Teacher facilitates a structured research and application session. Students (in groups) explore real Kenyan contexts where quadratic equations arise: seating arrangements for county functions, rectangular agricultural plots in the Rift Valley, profit-maximisation for a mandazi seller in Mombasa, projectile paths in athletics (inspired by Kenyan runners' training drills). Each group is given a scenario card with a quadratic equation to form and solve. Groups also use available digital tools (if accessible) to verify solutions graphically. Teacher circulates, prompts with: 'Where is the quadratic structure in your scenario — what two related unknowns are being multiplied?' Allow 10 minutes of group work before presentations.</w:t>
+              <w:t xml:space="preserve">Learners researched and identified real-world examples of quadratic equations in architecture (e.g., rectangular floor plans and arch spans in Nairobi), agriculture (e.g., rectangular maize shamba dimensions in the Rift Valley), sports (e.g., football trajectory at Kasarani Stadium), and business (e.g., a Mombasa market trader's profit function). They observed that in each case, a product of two related linear expressions — equal to a known total — generates a quadratic equation of the form ax² + bx + c = 0.</w:t>
             </w:r>
           </w:p>
         </w:tc>
@@ -1490,7 +1490,7 @@
                 <w:sz w:val="18"/>
                 <w:szCs w:val="18"/>
               </w:rPr>
-              <w:t xml:space="preserve">Students learn that the quadratic structure first seen in Achieng's chair problem — (unknown quantity) × (unknown quantity + fixed difference) = known total — recurs across many real-life Kenyan situations: area of rectangular land, total items in a rectangular arrangement, revenue calculations (price × quantity where both relate to the same variable), and even motion problems. Pedagogical note: Emphasise transferability — the algebraic method (form → expand → rearrange → factorise or complete the square → interpret roots in context) is identical regardless of the scenario. Students should see the method as a general problem-solving tool, not a one-off procedure tied only to chairs.</w:t>
+              <w:t xml:space="preserve">Learners learned that: (i) the quadratic structure first seen in Achieng's chair problem (rows × columns = 120, where columns exceed rows by 7) recurs across many real-life domains in Kenya; (ii) solving a quadratic equation produces two mathematical solutions, but real-life context (no negative lengths, areas, times, or quantities) determines which solution is physically valid; (iii) observing online safety measures is a responsibility when using digital devices for mathematical research; and (iv) quadratic equations are a tool for decision-making — in design, farming, sport, and commerce.</w:t>
             </w:r>
           </w:p>
         </w:tc>
@@ -1522,7 +1522,7 @@
                 <w:sz w:val="18"/>
                 <w:szCs w:val="18"/>
               </w:rPr>
-              <w:t xml:space="preserve">Students explain how to identify a real-life situation that generates a quadratic equation, form the equation correctly, solve it using an appropriate method (factorisation or completing the square), and interpret the roots in context. Teacher should ask each group: 'How does your scenario connect to our driving question?' Expected response: finding unknown dimensions, quantities, or arrangements in real Kenyan situations is exactly what quadratic equations help us do. Record new insights on the DQB and celebrate examples that extend beyond the original anchoring phenomenon.</w:t>
+              <w:t xml:space="preserve">Learners explained why a squared unknown appears in real-life problems: whenever two related unknown quantities are multiplied together to give a known area, total, or quantity, the relationship produces a quadratic equation. They also explained the solution-validity rule: after solving by factorisation, substitute both solutions back into the real-life context and reject any solution that contradicts physical constraints (e.g., you cannot have a negative number of rows of chairs, a negative field width, or a negative time). This rule was connected explicitly to Achieng's rejection of x = −15 in Lesson 1's phenomenon.</w:t>
             </w:r>
           </w:p>
         </w:tc>
@@ -1607,7 +1607,7 @@
                 <w:sz w:val="18"/>
                 <w:szCs w:val="18"/>
               </w:rPr>
-              <w:t xml:space="preserve">Teacher returns to the original anchoring phenomenon — Achieng's 120-chair arrangement in Kisumu — and displays the full DQB, showing how student questions and understanding have evolved across all 8 lessons. Students review their initial predictions from Lesson 1 and compare them with their current knowledge. Teacher asks: 'At the start, how did you try to find the number of rows? How do you solve this now?' Cold-call 4 students. Students then individually attempt a parallel problem (e.g., a school in Eldoret arranges 180 desks in rows where columns exceed rows by 3 — find the number of rows), applying the complete method from start to finish. Allow 8 minutes of independent work.</w:t>
+              <w:t xml:space="preserve">Students examined an Evidence Wall of six stations tracing the complete unit journey — from Achieng's 120-chair seating problem at a Kisumu school to the factorised solution and real-life interpretation. They identified which solution (x = 8 rows) is valid and why x = −15 must be rejected.</w:t>
             </w:r>
           </w:p>
         </w:tc>
@@ -1639,7 +1639,7 @@
                 <w:sz w:val="18"/>
                 <w:szCs w:val="18"/>
               </w:rPr>
-              <w:t xml:space="preserve">Students consolidate the full solution pathway for a quadratic equation arising from a real-life situation: (1) define the variable for the simpler unknown; (2) express the related unknown in terms of the variable; (3) write the product/relationship equal to the known total; (4) expand and rearrange to standard form ax² + bx + c = 0; (5) factorise using the product-and-sum method (or complete the square if needed); (6) apply the Zero Product Property to find both roots; (7) interpret roots in context and reject any that are not valid (e.g., negative dimensions); (8) verify the solution. Pedagogical note: This eight-step pathway should be displayed as a permanent classroom anchor chart. Encourage students to articulate each step verbally — mathematical communication is a core CBE competency.</w:t>
+              <w:t xml:space="preserve">A quadratic equation of the form x² + 7x − 120 = 0 arises when two related unknown dimensions (rows and columns) have a known product. It is solved by finding factor pairs of the constant term whose sum equals the coefficient of x. Both solutions must be tested in context — negative values are rejected because physical quantities such as rows and columns cannot be negative.</w:t>
             </w:r>
           </w:p>
         </w:tc>
@@ -1671,7 +1671,7 @@
                 <w:sz w:val="18"/>
                 <w:szCs w:val="18"/>
               </w:rPr>
-              <w:t xml:space="preserve">Students explain that a quadratic equation of the form x² + 7x − 120 = 0 arises when two related unknown dimensions (such as rows and columns of a chair arrangement) have a known product and a known difference. It is solved by factorising into (x + 15)(x − 8) = 0, applying the Zero Product Property to get x = −15 or x = 8, and then rejecting x = −15 because a negative number of rows has no physical meaning in Achieng's hall. The valid solution, x = 8 rows and 15 columns, satisfies 8 × 15 = 120 ✓. Teacher closes by returning to the driving question: 'How can writing and solving a quadratic equation help us find unknown dimensions, quantities, and arrangements in real-life situations across Kenya?' Students should now be able to answer this question fully, fluently, and with examples drawn from their own Kenyan contexts.</w:t>
+              <w:t xml:space="preserve">Learners constructed cumulative journey models mapping the full path from real-life context → algebraic expression → quadratic equation → factorisation → solution → contextual interpretation. They presented these models, closed the Driving Question Board, completed an individual written assessment task (Kericho shamba dimensions), and connected quadratic equations to careers across Kenya including architecture, agriculture, event management, and fisheries.</w:t>
             </w:r>
           </w:p>
         </w:tc>
@@ -1795,7 +1795,7 @@
         </w:rPr>
         <w:t xml:space="preserve">© 2026 SeaVuria and ARES. This work is licensed under a </w:t>
       </w:r>
-      <w:hyperlink w:history="1" r:id="rIdyylisxijs8i1mj-xnc3sg">
+      <w:hyperlink w:history="1" r:id="rIdsz7j3e0tpwn9qgpd7puu5">
         <w:r>
           <w:rPr>
             <w:rFonts w:ascii="Arial" w:cs="Arial" w:eastAsia="Arial" w:hAnsi="Arial"/>
@@ -1815,7 +1815,7 @@
         </w:rPr>
         <w:t xml:space="preserve"> (</w:t>
       </w:r>
-      <w:hyperlink w:history="1" r:id="rId0j9b_ntuuf3mifhqmttjd">
+      <w:hyperlink w:history="1" r:id="rId1p3lkld_povw75g63tnsk">
         <w:r>
           <w:rPr>
             <w:rFonts w:ascii="Arial" w:cs="Arial" w:eastAsia="Arial" w:hAnsi="Arial"/>
@@ -1835,7 +1835,7 @@
         </w:rPr>
         <w:t xml:space="preserve">). To view a copy of this license, visit </w:t>
       </w:r>
-      <w:hyperlink w:history="1" r:id="rIdh4tat6vxmyuqwcz7l85lv">
+      <w:hyperlink w:history="1" r:id="rIdifdlsm4sjd0fcaa44-6a6">
         <w:r>
           <w:rPr>
             <w:rFonts w:ascii="Arial" w:cs="Arial" w:eastAsia="Arial" w:hAnsi="Arial"/>

--- a/data/outputs/v2/Essential_Mathematics/SS1.3_Quadratic_Equations/Essential_Mathematics_Quadratic_Equations_SummaryTable.docx
+++ b/data/outputs/v2/Essential_Mathematics/SS1.3_Quadratic_Equations/Essential_Mathematics_Quadratic_Equations_SummaryTable.docx
@@ -1522,7 +1522,7 @@
                 <w:sz w:val="18"/>
                 <w:szCs w:val="18"/>
               </w:rPr>
-              <w:t xml:space="preserve">Learners explained why a squared unknown appears in real-life problems: whenever two related unknown quantities are multiplied together to give a known area, total, or quantity, the relationship produces a quadratic equation. They also explained the solution-validity rule: after solving by factorisation, substitute both solutions back into the real-life context and reject any solution that contradicts physical constraints (e.g., you cannot have a negative number of rows of chairs, a negative field width, or a negative time). This rule was connected explicitly to Achieng's rejection of x = −15 in Lesson 1's phenomenon.</w:t>
+              <w:t xml:space="preserve">Learners explained why a squared unknown appears in real-life problems: whenever two related unknown quantities are multiplied together to give a known area, total, or quantity, the relationship produces a quadratic equation. They also explained the solution-validity rule: after solving by factorisation, substitute both solutions back into the real-life context and reject any solution that contradicts physical constraints (e.g., you cannot have a negative number of rows of chairs, a negative field width, or a negative time). This rule was connected explicitly to Achieng's rejection of x = −15 in Lesson 5.</w:t>
             </w:r>
           </w:p>
         </w:tc>
@@ -1795,7 +1795,7 @@
         </w:rPr>
         <w:t xml:space="preserve">© 2026 SeaVuria and ARES. This work is licensed under a </w:t>
       </w:r>
-      <w:hyperlink w:history="1" r:id="rIdsz7j3e0tpwn9qgpd7puu5">
+      <w:hyperlink w:history="1" r:id="rIdboc2cdi-lnvde3ectciv-">
         <w:r>
           <w:rPr>
             <w:rFonts w:ascii="Arial" w:cs="Arial" w:eastAsia="Arial" w:hAnsi="Arial"/>
@@ -1815,7 +1815,7 @@
         </w:rPr>
         <w:t xml:space="preserve"> (</w:t>
       </w:r>
-      <w:hyperlink w:history="1" r:id="rId1p3lkld_povw75g63tnsk">
+      <w:hyperlink w:history="1" r:id="rIdwxxzlq-9u_zip9hyc_gdv">
         <w:r>
           <w:rPr>
             <w:rFonts w:ascii="Arial" w:cs="Arial" w:eastAsia="Arial" w:hAnsi="Arial"/>
@@ -1835,7 +1835,7 @@
         </w:rPr>
         <w:t xml:space="preserve">). To view a copy of this license, visit </w:t>
       </w:r>
-      <w:hyperlink w:history="1" r:id="rIdifdlsm4sjd0fcaa44-6a6">
+      <w:hyperlink w:history="1" r:id="rIduwkke54grfaquseg-zl50">
         <w:r>
           <w:rPr>
             <w:rFonts w:ascii="Arial" w:cs="Arial" w:eastAsia="Arial" w:hAnsi="Arial"/>

--- a/data/outputs/v2/Essential_Mathematics/SS1.3_Quadratic_Equations/Essential_Mathematics_Quadratic_Equations_SummaryTable.docx
+++ b/data/outputs/v2/Essential_Mathematics/SS1.3_Quadratic_Equations/Essential_Mathematics_Quadratic_Equations_SummaryTable.docx
@@ -1795,7 +1795,7 @@
         </w:rPr>
         <w:t xml:space="preserve">© 2026 SeaVuria and ARES. This work is licensed under a </w:t>
       </w:r>
-      <w:hyperlink w:history="1" r:id="rIdboc2cdi-lnvde3ectciv-">
+      <w:hyperlink w:history="1" r:id="rIdqto8jltsa_ynrlcxoaspl">
         <w:r>
           <w:rPr>
             <w:rFonts w:ascii="Arial" w:cs="Arial" w:eastAsia="Arial" w:hAnsi="Arial"/>
@@ -1815,7 +1815,7 @@
         </w:rPr>
         <w:t xml:space="preserve"> (</w:t>
       </w:r>
-      <w:hyperlink w:history="1" r:id="rIdwxxzlq-9u_zip9hyc_gdv">
+      <w:hyperlink w:history="1" r:id="rIdgo0gvc80ne11zbv0ecds4">
         <w:r>
           <w:rPr>
             <w:rFonts w:ascii="Arial" w:cs="Arial" w:eastAsia="Arial" w:hAnsi="Arial"/>
@@ -1835,7 +1835,7 @@
         </w:rPr>
         <w:t xml:space="preserve">). To view a copy of this license, visit </w:t>
       </w:r>
-      <w:hyperlink w:history="1" r:id="rIduwkke54grfaquseg-zl50">
+      <w:hyperlink w:history="1" r:id="rIdknjll8wt2ndwrq1tfpubd">
         <w:r>
           <w:rPr>
             <w:rFonts w:ascii="Arial" w:cs="Arial" w:eastAsia="Arial" w:hAnsi="Arial"/>

--- a/data/outputs/v2/Essential_Mathematics/SS1.3_Quadratic_Equations/Essential_Mathematics_Quadratic_Equations_SummaryTable.docx
+++ b/data/outputs/v2/Essential_Mathematics/SS1.3_Quadratic_Equations/Essential_Mathematics_Quadratic_Equations_SummaryTable.docx
@@ -1795,7 +1795,7 @@
         </w:rPr>
         <w:t xml:space="preserve">© 2026 SeaVuria and ARES. This work is licensed under a </w:t>
       </w:r>
-      <w:hyperlink w:history="1" r:id="rIdqto8jltsa_ynrlcxoaspl">
+      <w:hyperlink w:history="1" r:id="rIdoqgg5_s00sb3lgb2ylgqy">
         <w:r>
           <w:rPr>
             <w:rFonts w:ascii="Arial" w:cs="Arial" w:eastAsia="Arial" w:hAnsi="Arial"/>
@@ -1815,7 +1815,7 @@
         </w:rPr>
         <w:t xml:space="preserve"> (</w:t>
       </w:r>
-      <w:hyperlink w:history="1" r:id="rIdgo0gvc80ne11zbv0ecds4">
+      <w:hyperlink w:history="1" r:id="rIduzfds6hnpowmcu8gcptdx">
         <w:r>
           <w:rPr>
             <w:rFonts w:ascii="Arial" w:cs="Arial" w:eastAsia="Arial" w:hAnsi="Arial"/>
@@ -1835,7 +1835,7 @@
         </w:rPr>
         <w:t xml:space="preserve">). To view a copy of this license, visit </w:t>
       </w:r>
-      <w:hyperlink w:history="1" r:id="rIdknjll8wt2ndwrq1tfpubd">
+      <w:hyperlink w:history="1" r:id="rIdwyqobygq4te50v8rg35ch">
         <w:r>
           <w:rPr>
             <w:rFonts w:ascii="Arial" w:cs="Arial" w:eastAsia="Arial" w:hAnsi="Arial"/>

--- a/data/outputs/v2/Essential_Mathematics/SS1.3_Quadratic_Equations/Essential_Mathematics_Quadratic_Equations_SummaryTable.docx
+++ b/data/outputs/v2/Essential_Mathematics/SS1.3_Quadratic_Equations/Essential_Mathematics_Quadratic_Equations_SummaryTable.docx
@@ -1795,7 +1795,7 @@
         </w:rPr>
         <w:t xml:space="preserve">© 2026 SeaVuria and ARES. This work is licensed under a </w:t>
       </w:r>
-      <w:hyperlink w:history="1" r:id="rIdoqgg5_s00sb3lgb2ylgqy">
+      <w:hyperlink w:history="1" r:id="rIdkmctd8xlvth2asx0iyssb">
         <w:r>
           <w:rPr>
             <w:rFonts w:ascii="Arial" w:cs="Arial" w:eastAsia="Arial" w:hAnsi="Arial"/>
@@ -1815,7 +1815,7 @@
         </w:rPr>
         <w:t xml:space="preserve"> (</w:t>
       </w:r>
-      <w:hyperlink w:history="1" r:id="rIduzfds6hnpowmcu8gcptdx">
+      <w:hyperlink w:history="1" r:id="rIdq3hgq9slatcurntedqrg2">
         <w:r>
           <w:rPr>
             <w:rFonts w:ascii="Arial" w:cs="Arial" w:eastAsia="Arial" w:hAnsi="Arial"/>
@@ -1835,7 +1835,7 @@
         </w:rPr>
         <w:t xml:space="preserve">). To view a copy of this license, visit </w:t>
       </w:r>
-      <w:hyperlink w:history="1" r:id="rIdwyqobygq4te50v8rg35ch">
+      <w:hyperlink w:history="1" r:id="rId7qea6i4ftyqkzfihdrix5">
         <w:r>
           <w:rPr>
             <w:rFonts w:ascii="Arial" w:cs="Arial" w:eastAsia="Arial" w:hAnsi="Arial"/>

--- a/data/outputs/v2/Essential_Mathematics/SS1.3_Quadratic_Equations/Essential_Mathematics_Quadratic_Equations_SummaryTable.docx
+++ b/data/outputs/v2/Essential_Mathematics/SS1.3_Quadratic_Equations/Essential_Mathematics_Quadratic_Equations_SummaryTable.docx
@@ -4,6 +4,7 @@
   <w:body>
     <w:p>
       <w:pPr>
+        <w:keepNext w:val="false"/>
         <w:spacing w:after="30" w:before="0"/>
         <w:jc w:val="center"/>
       </w:pPr>
@@ -23,6 +24,7 @@
     </w:p>
     <w:p>
       <w:pPr>
+        <w:keepNext w:val="false"/>
         <w:spacing w:after="60" w:before="0"/>
         <w:jc w:val="center"/>
       </w:pPr>
@@ -81,6 +83,7 @@
           </w:tcPr>
           <w:p>
             <w:pPr>
+              <w:keepNext w:val="false"/>
               <w:spacing w:after="40" w:before="0"/>
               <w:jc w:val="center"/>
             </w:pPr>
@@ -115,6 +118,7 @@
           </w:tcPr>
           <w:p>
             <w:pPr>
+              <w:keepNext w:val="false"/>
               <w:spacing w:after="40" w:before="0"/>
               <w:jc w:val="left"/>
             </w:pPr>
@@ -147,6 +151,7 @@
           </w:tcPr>
           <w:p>
             <w:pPr>
+              <w:keepNext w:val="false"/>
               <w:spacing w:after="40" w:before="0"/>
               <w:jc w:val="left"/>
             </w:pPr>
@@ -181,6 +186,7 @@
           </w:tcPr>
           <w:p>
             <w:pPr>
+              <w:keepNext w:val="false"/>
               <w:spacing w:after="40" w:before="0"/>
               <w:jc w:val="left"/>
             </w:pPr>
@@ -213,6 +219,7 @@
           </w:tcPr>
           <w:p>
             <w:pPr>
+              <w:keepNext w:val="false"/>
               <w:spacing w:after="40" w:before="0"/>
               <w:jc w:val="left"/>
             </w:pPr>
@@ -273,6 +280,7 @@
           </w:tcPr>
           <w:p>
             <w:pPr>
+              <w:keepNext w:val="false"/>
               <w:spacing w:after="40" w:before="0"/>
               <w:jc w:val="center"/>
             </w:pPr>
@@ -307,6 +315,7 @@
           </w:tcPr>
           <w:p>
             <w:pPr>
+              <w:keepNext w:val="false"/>
               <w:spacing w:after="40" w:before="0"/>
               <w:jc w:val="left"/>
             </w:pPr>
@@ -369,6 +378,7 @@
           </w:tcPr>
           <w:p>
             <w:pPr>
+              <w:keepNext w:val="false"/>
               <w:spacing w:after="40" w:before="0"/>
               <w:jc w:val="left"/>
             </w:pPr>
@@ -401,6 +411,7 @@
           </w:tcPr>
           <w:p>
             <w:pPr>
+              <w:keepNext w:val="false"/>
               <w:spacing w:after="40" w:before="0"/>
               <w:jc w:val="left"/>
             </w:pPr>
@@ -433,6 +444,7 @@
           </w:tcPr>
           <w:p>
             <w:pPr>
+              <w:keepNext w:val="false"/>
               <w:spacing w:after="40" w:before="0"/>
               <w:jc w:val="left"/>
             </w:pPr>
@@ -465,6 +477,7 @@
           </w:tcPr>
           <w:p>
             <w:pPr>
+              <w:keepNext w:val="false"/>
               <w:spacing w:after="40" w:before="0"/>
               <w:jc w:val="left"/>
             </w:pPr>
@@ -499,6 +512,7 @@
           </w:tcPr>
           <w:p>
             <w:pPr>
+              <w:keepNext w:val="false"/>
               <w:spacing w:after="40" w:before="0"/>
               <w:jc w:val="left"/>
             </w:pPr>
@@ -518,6 +532,7 @@
           </w:p>
           <w:p>
             <w:pPr>
+              <w:keepNext w:val="false"/>
               <w:spacing w:after="40" w:before="0"/>
               <w:jc w:val="left"/>
             </w:pPr>
@@ -550,6 +565,7 @@
           </w:tcPr>
           <w:p>
             <w:pPr>
+              <w:keepNext w:val="false"/>
               <w:spacing w:after="40" w:before="0"/>
               <w:jc w:val="left"/>
             </w:pPr>
@@ -582,6 +598,7 @@
           </w:tcPr>
           <w:p>
             <w:pPr>
+              <w:keepNext w:val="false"/>
               <w:spacing w:after="40" w:before="0"/>
               <w:jc w:val="left"/>
             </w:pPr>
@@ -614,6 +631,7 @@
           </w:tcPr>
           <w:p>
             <w:pPr>
+              <w:keepNext w:val="false"/>
               <w:spacing w:after="40" w:before="0"/>
               <w:jc w:val="left"/>
             </w:pPr>
@@ -648,6 +666,7 @@
           </w:tcPr>
           <w:p>
             <w:pPr>
+              <w:keepNext w:val="false"/>
               <w:spacing w:after="40" w:before="0"/>
               <w:jc w:val="left"/>
             </w:pPr>
@@ -667,6 +686,7 @@
           </w:p>
           <w:p>
             <w:pPr>
+              <w:keepNext w:val="false"/>
               <w:spacing w:after="40" w:before="0"/>
               <w:jc w:val="left"/>
             </w:pPr>
@@ -699,6 +719,7 @@
           </w:tcPr>
           <w:p>
             <w:pPr>
+              <w:keepNext w:val="false"/>
               <w:spacing w:after="40" w:before="0"/>
               <w:jc w:val="left"/>
             </w:pPr>
@@ -731,6 +752,7 @@
           </w:tcPr>
           <w:p>
             <w:pPr>
+              <w:keepNext w:val="false"/>
               <w:spacing w:after="40" w:before="0"/>
               <w:jc w:val="left"/>
             </w:pPr>
@@ -763,6 +785,7 @@
           </w:tcPr>
           <w:p>
             <w:pPr>
+              <w:keepNext w:val="false"/>
               <w:spacing w:after="40" w:before="0"/>
               <w:jc w:val="left"/>
             </w:pPr>
@@ -797,6 +820,7 @@
           </w:tcPr>
           <w:p>
             <w:pPr>
+              <w:keepNext w:val="false"/>
               <w:spacing w:after="40" w:before="0"/>
               <w:jc w:val="left"/>
             </w:pPr>
@@ -816,6 +840,7 @@
           </w:p>
           <w:p>
             <w:pPr>
+              <w:keepNext w:val="false"/>
               <w:spacing w:after="40" w:before="0"/>
               <w:jc w:val="left"/>
             </w:pPr>
@@ -848,6 +873,7 @@
           </w:tcPr>
           <w:p>
             <w:pPr>
+              <w:keepNext w:val="false"/>
               <w:spacing w:after="40" w:before="0"/>
               <w:jc w:val="left"/>
             </w:pPr>
@@ -880,6 +906,7 @@
           </w:tcPr>
           <w:p>
             <w:pPr>
+              <w:keepNext w:val="false"/>
               <w:spacing w:after="40" w:before="0"/>
               <w:jc w:val="left"/>
             </w:pPr>
@@ -912,6 +939,7 @@
           </w:tcPr>
           <w:p>
             <w:pPr>
+              <w:keepNext w:val="false"/>
               <w:spacing w:after="40" w:before="0"/>
               <w:jc w:val="left"/>
             </w:pPr>
@@ -946,6 +974,7 @@
           </w:tcPr>
           <w:p>
             <w:pPr>
+              <w:keepNext w:val="false"/>
               <w:spacing w:after="40" w:before="0"/>
               <w:jc w:val="left"/>
             </w:pPr>
@@ -965,6 +994,7 @@
           </w:p>
           <w:p>
             <w:pPr>
+              <w:keepNext w:val="false"/>
               <w:spacing w:after="40" w:before="0"/>
               <w:jc w:val="left"/>
             </w:pPr>
@@ -997,6 +1027,7 @@
           </w:tcPr>
           <w:p>
             <w:pPr>
+              <w:keepNext w:val="false"/>
               <w:spacing w:after="40" w:before="0"/>
               <w:jc w:val="left"/>
             </w:pPr>
@@ -1029,6 +1060,7 @@
           </w:tcPr>
           <w:p>
             <w:pPr>
+              <w:keepNext w:val="false"/>
               <w:spacing w:after="40" w:before="0"/>
               <w:jc w:val="left"/>
             </w:pPr>
@@ -1061,6 +1093,7 @@
           </w:tcPr>
           <w:p>
             <w:pPr>
+              <w:keepNext w:val="false"/>
               <w:spacing w:after="40" w:before="0"/>
               <w:jc w:val="left"/>
             </w:pPr>
@@ -1095,6 +1128,7 @@
           </w:tcPr>
           <w:p>
             <w:pPr>
+              <w:keepNext w:val="false"/>
               <w:spacing w:after="40" w:before="0"/>
               <w:jc w:val="left"/>
             </w:pPr>
@@ -1114,6 +1148,7 @@
           </w:p>
           <w:p>
             <w:pPr>
+              <w:keepNext w:val="false"/>
               <w:spacing w:after="40" w:before="0"/>
               <w:jc w:val="left"/>
             </w:pPr>
@@ -1146,6 +1181,7 @@
           </w:tcPr>
           <w:p>
             <w:pPr>
+              <w:keepNext w:val="false"/>
               <w:spacing w:after="40" w:before="0"/>
               <w:jc w:val="left"/>
             </w:pPr>
@@ -1178,6 +1214,7 @@
           </w:tcPr>
           <w:p>
             <w:pPr>
+              <w:keepNext w:val="false"/>
               <w:spacing w:after="40" w:before="0"/>
               <w:jc w:val="left"/>
             </w:pPr>
@@ -1210,6 +1247,7 @@
           </w:tcPr>
           <w:p>
             <w:pPr>
+              <w:keepNext w:val="false"/>
               <w:spacing w:after="40" w:before="0"/>
               <w:jc w:val="left"/>
             </w:pPr>
@@ -1244,6 +1282,7 @@
           </w:tcPr>
           <w:p>
             <w:pPr>
+              <w:keepNext w:val="false"/>
               <w:spacing w:after="40" w:before="0"/>
               <w:jc w:val="left"/>
             </w:pPr>
@@ -1263,6 +1302,7 @@
           </w:p>
           <w:p>
             <w:pPr>
+              <w:keepNext w:val="false"/>
               <w:spacing w:after="40" w:before="0"/>
               <w:jc w:val="left"/>
             </w:pPr>
@@ -1295,6 +1335,7 @@
           </w:tcPr>
           <w:p>
             <w:pPr>
+              <w:keepNext w:val="false"/>
               <w:spacing w:after="40" w:before="0"/>
               <w:jc w:val="left"/>
             </w:pPr>
@@ -1327,6 +1368,7 @@
           </w:tcPr>
           <w:p>
             <w:pPr>
+              <w:keepNext w:val="false"/>
               <w:spacing w:after="40" w:before="0"/>
               <w:jc w:val="left"/>
             </w:pPr>
@@ -1359,6 +1401,7 @@
           </w:tcPr>
           <w:p>
             <w:pPr>
+              <w:keepNext w:val="false"/>
               <w:spacing w:after="40" w:before="0"/>
               <w:jc w:val="left"/>
             </w:pPr>
@@ -1393,6 +1436,7 @@
           </w:tcPr>
           <w:p>
             <w:pPr>
+              <w:keepNext w:val="false"/>
               <w:spacing w:after="40" w:before="0"/>
               <w:jc w:val="left"/>
             </w:pPr>
@@ -1412,6 +1456,7 @@
           </w:p>
           <w:p>
             <w:pPr>
+              <w:keepNext w:val="false"/>
               <w:spacing w:after="40" w:before="0"/>
               <w:jc w:val="left"/>
             </w:pPr>
@@ -1444,6 +1489,7 @@
           </w:tcPr>
           <w:p>
             <w:pPr>
+              <w:keepNext w:val="false"/>
               <w:spacing w:after="40" w:before="0"/>
               <w:jc w:val="left"/>
             </w:pPr>
@@ -1476,6 +1522,7 @@
           </w:tcPr>
           <w:p>
             <w:pPr>
+              <w:keepNext w:val="false"/>
               <w:spacing w:after="40" w:before="0"/>
               <w:jc w:val="left"/>
             </w:pPr>
@@ -1508,6 +1555,7 @@
           </w:tcPr>
           <w:p>
             <w:pPr>
+              <w:keepNext w:val="false"/>
               <w:spacing w:after="40" w:before="0"/>
               <w:jc w:val="left"/>
             </w:pPr>
@@ -1542,6 +1590,7 @@
           </w:tcPr>
           <w:p>
             <w:pPr>
+              <w:keepNext w:val="false"/>
               <w:spacing w:after="40" w:before="0"/>
               <w:jc w:val="left"/>
             </w:pPr>
@@ -1561,6 +1610,7 @@
           </w:p>
           <w:p>
             <w:pPr>
+              <w:keepNext w:val="false"/>
               <w:spacing w:after="40" w:before="0"/>
               <w:jc w:val="left"/>
             </w:pPr>
@@ -1593,6 +1643,7 @@
           </w:tcPr>
           <w:p>
             <w:pPr>
+              <w:keepNext w:val="false"/>
               <w:spacing w:after="40" w:before="0"/>
               <w:jc w:val="left"/>
             </w:pPr>
@@ -1625,6 +1676,7 @@
           </w:tcPr>
           <w:p>
             <w:pPr>
+              <w:keepNext w:val="false"/>
               <w:spacing w:after="40" w:before="0"/>
               <w:jc w:val="left"/>
             </w:pPr>
@@ -1657,6 +1709,7 @@
           </w:tcPr>
           <w:p>
             <w:pPr>
+              <w:keepNext w:val="false"/>
               <w:spacing w:after="40" w:before="0"/>
               <w:jc w:val="left"/>
             </w:pPr>
@@ -1795,7 +1848,7 @@
         </w:rPr>
         <w:t xml:space="preserve">© 2026 SeaVuria and ARES. This work is licensed under a </w:t>
       </w:r>
-      <w:hyperlink w:history="1" r:id="rIdkmctd8xlvth2asx0iyssb">
+      <w:hyperlink w:history="1" r:id="rIdwikzwarbyyuom47aeummb">
         <w:r>
           <w:rPr>
             <w:rFonts w:ascii="Arial" w:cs="Arial" w:eastAsia="Arial" w:hAnsi="Arial"/>
@@ -1815,7 +1868,7 @@
         </w:rPr>
         <w:t xml:space="preserve"> (</w:t>
       </w:r>
-      <w:hyperlink w:history="1" r:id="rIdq3hgq9slatcurntedqrg2">
+      <w:hyperlink w:history="1" r:id="rIdwugbdjfxt4b0gy9zihwnc">
         <w:r>
           <w:rPr>
             <w:rFonts w:ascii="Arial" w:cs="Arial" w:eastAsia="Arial" w:hAnsi="Arial"/>
@@ -1835,7 +1888,7 @@
         </w:rPr>
         <w:t xml:space="preserve">). To view a copy of this license, visit </w:t>
       </w:r>
-      <w:hyperlink w:history="1" r:id="rId7qea6i4ftyqkzfihdrix5">
+      <w:hyperlink w:history="1" r:id="rIdov3ojklj2q41ynzrua53c">
         <w:r>
           <w:rPr>
             <w:rFonts w:ascii="Arial" w:cs="Arial" w:eastAsia="Arial" w:hAnsi="Arial"/>

--- a/data/outputs/v2/Essential_Mathematics/SS1.3_Quadratic_Equations/Essential_Mathematics_Quadratic_Equations_SummaryTable.docx
+++ b/data/outputs/v2/Essential_Mathematics/SS1.3_Quadratic_Equations/Essential_Mathematics_Quadratic_Equations_SummaryTable.docx
@@ -1848,7 +1848,7 @@
         </w:rPr>
         <w:t xml:space="preserve">© 2026 SeaVuria and ARES. This work is licensed under a </w:t>
       </w:r>
-      <w:hyperlink w:history="1" r:id="rIdwikzwarbyyuom47aeummb">
+      <w:hyperlink w:history="1" r:id="rIdrh-ds9lemuphzkbrbwy6u">
         <w:r>
           <w:rPr>
             <w:rFonts w:ascii="Arial" w:cs="Arial" w:eastAsia="Arial" w:hAnsi="Arial"/>
@@ -1868,7 +1868,7 @@
         </w:rPr>
         <w:t xml:space="preserve"> (</w:t>
       </w:r>
-      <w:hyperlink w:history="1" r:id="rIdwugbdjfxt4b0gy9zihwnc">
+      <w:hyperlink w:history="1" r:id="rIdh18p8eu0alza5cgtqzclq">
         <w:r>
           <w:rPr>
             <w:rFonts w:ascii="Arial" w:cs="Arial" w:eastAsia="Arial" w:hAnsi="Arial"/>
@@ -1888,7 +1888,7 @@
         </w:rPr>
         <w:t xml:space="preserve">). To view a copy of this license, visit </w:t>
       </w:r>
-      <w:hyperlink w:history="1" r:id="rIdov3ojklj2q41ynzrua53c">
+      <w:hyperlink w:history="1" r:id="rId0dihdhm162hrez51rilao">
         <w:r>
           <w:rPr>
             <w:rFonts w:ascii="Arial" w:cs="Arial" w:eastAsia="Arial" w:hAnsi="Arial"/>
